--- a/Manual_Testing/A Test Strategy_Plan.docx
+++ b/Manual_Testing/A Test Strategy_Plan.docx
@@ -627,27 +627,7 @@
           <w:szCs w:val="24"/>
           <w:lang w:eastAsia="en-IN"/>
         </w:rPr>
-        <w:t xml:space="preserve">Manual </w:t>
-      </w:r>
-      <w:proofErr w:type="spellStart"/>
-      <w:r>
-        <w:rPr>
-          <w:rFonts w:ascii="Times New Roman" w:eastAsia="Times New Roman" w:hAnsi="Times New Roman" w:cs="Times New Roman"/>
-          <w:sz w:val="24"/>
-          <w:szCs w:val="24"/>
-          <w:lang w:eastAsia="en-IN"/>
-        </w:rPr>
-        <w:t>vs</w:t>
-      </w:r>
-      <w:proofErr w:type="spellEnd"/>
-      <w:r>
-        <w:rPr>
-          <w:rFonts w:ascii="Times New Roman" w:eastAsia="Times New Roman" w:hAnsi="Times New Roman" w:cs="Times New Roman"/>
-          <w:sz w:val="24"/>
-          <w:szCs w:val="24"/>
-          <w:lang w:eastAsia="en-IN"/>
-        </w:rPr>
-        <w:t xml:space="preserve"> Automation</w:t>
+        <w:t>Manual vs Automation</w:t>
       </w:r>
     </w:p>
     <w:p>
@@ -695,27 +675,7 @@
           <w:szCs w:val="24"/>
           <w:lang w:eastAsia="en-IN"/>
         </w:rPr>
-        <w:t xml:space="preserve">Tools to be used (e.g., Selenium, Postman, </w:t>
-      </w:r>
-      <w:proofErr w:type="spellStart"/>
-      <w:r>
-        <w:rPr>
-          <w:rFonts w:ascii="Times New Roman" w:eastAsia="Times New Roman" w:hAnsi="Times New Roman" w:cs="Times New Roman"/>
-          <w:sz w:val="24"/>
-          <w:szCs w:val="24"/>
-          <w:lang w:eastAsia="en-IN"/>
-        </w:rPr>
-        <w:t>JMeter</w:t>
-      </w:r>
-      <w:proofErr w:type="spellEnd"/>
-      <w:r>
-        <w:rPr>
-          <w:rFonts w:ascii="Times New Roman" w:eastAsia="Times New Roman" w:hAnsi="Times New Roman" w:cs="Times New Roman"/>
-          <w:sz w:val="24"/>
-          <w:szCs w:val="24"/>
-          <w:lang w:eastAsia="en-IN"/>
-        </w:rPr>
-        <w:t>)</w:t>
+        <w:t>Tools to be used (e.g., Selenium, Postman, JMeter)</w:t>
       </w:r>
     </w:p>
     <w:p>
@@ -2224,27 +2184,7 @@
           <w:szCs w:val="24"/>
           <w:lang w:eastAsia="en-IN"/>
         </w:rPr>
-        <w:t xml:space="preserve">Manual </w:t>
-      </w:r>
-      <w:proofErr w:type="spellStart"/>
-      <w:r>
-        <w:rPr>
-          <w:rFonts w:ascii="Times New Roman" w:eastAsia="Times New Roman" w:hAnsi="Times New Roman" w:cs="Times New Roman"/>
-          <w:sz w:val="24"/>
-          <w:szCs w:val="24"/>
-          <w:lang w:eastAsia="en-IN"/>
-        </w:rPr>
-        <w:t>vs</w:t>
-      </w:r>
-      <w:proofErr w:type="spellEnd"/>
-      <w:r>
-        <w:rPr>
-          <w:rFonts w:ascii="Times New Roman" w:eastAsia="Times New Roman" w:hAnsi="Times New Roman" w:cs="Times New Roman"/>
-          <w:sz w:val="24"/>
-          <w:szCs w:val="24"/>
-          <w:lang w:eastAsia="en-IN"/>
-        </w:rPr>
-        <w:t xml:space="preserve"> Automation testing</w:t>
+        <w:t>Manual vs Automation testing</w:t>
       </w:r>
     </w:p>
     <w:p>
@@ -2886,8 +2826,6 @@
           <w:lang w:eastAsia="en-IN"/>
         </w:rPr>
       </w:pPr>
-      <w:bookmarkStart w:id="0" w:name="_GoBack"/>
-      <w:bookmarkEnd w:id="0"/>
       <w:r>
         <w:rPr>
           <w:rFonts w:ascii="Times New Roman" w:eastAsia="Times New Roman" w:hAnsi="Times New Roman" w:cs="Times New Roman"/>
@@ -2979,7 +2917,7 @@
           <w:lang w:eastAsia="en-IN"/>
         </w:rPr>
         <w:pict>
-          <v:rect id="_x0000_i1037" style="width:0;height:1.5pt" o:hralign="center" o:hrstd="t" o:hr="t" fillcolor="#a0a0a0" stroked="f"/>
+          <v:rect id="_x0000_i1036" style="width:0;height:1.5pt" o:hralign="center" o:hrstd="t" o:hr="t" fillcolor="#a0a0a0" stroked="f"/>
         </w:pict>
       </w:r>
     </w:p>
@@ -3405,9 +3343,520 @@
           <w:lang w:eastAsia="en-IN"/>
         </w:rPr>
         <w:pict>
-          <v:rect id="_x0000_i1036" style="width:0;height:1.5pt" o:hralign="center" o:hrstd="t" o:hr="t" fillcolor="#a0a0a0" stroked="f"/>
+          <v:rect id="_x0000_i1037" style="width:0;height:1.5pt" o:hralign="center" o:hrstd="t" o:hr="t" fillcolor="#a0a0a0" stroked="f"/>
         </w:pict>
       </w:r>
+    </w:p>
+    <w:p>
+      <w:pPr>
+        <w:spacing w:after="0" w:line="240" w:lineRule="auto"/>
+        <w:rPr>
+          <w:rFonts w:ascii="Times New Roman" w:eastAsia="Times New Roman" w:hAnsi="Times New Roman" w:cs="Times New Roman"/>
+          <w:sz w:val="24"/>
+          <w:szCs w:val="24"/>
+          <w:lang w:eastAsia="en-IN"/>
+        </w:rPr>
+      </w:pPr>
+    </w:p>
+    <w:p>
+      <w:pPr>
+        <w:spacing w:after="0" w:line="240" w:lineRule="auto"/>
+        <w:rPr>
+          <w:rFonts w:ascii="Times New Roman" w:eastAsia="Times New Roman" w:hAnsi="Times New Roman" w:cs="Times New Roman"/>
+          <w:sz w:val="24"/>
+          <w:szCs w:val="24"/>
+          <w:lang w:eastAsia="en-IN"/>
+        </w:rPr>
+      </w:pPr>
+    </w:p>
+    <w:p>
+      <w:pPr>
+        <w:spacing w:after="0" w:line="240" w:lineRule="auto"/>
+        <w:rPr>
+          <w:rFonts w:ascii="Times New Roman" w:eastAsia="Times New Roman" w:hAnsi="Times New Roman" w:cs="Times New Roman"/>
+          <w:sz w:val="24"/>
+          <w:szCs w:val="24"/>
+          <w:lang w:eastAsia="en-IN"/>
+        </w:rPr>
+      </w:pPr>
+    </w:p>
+    <w:p>
+      <w:pPr>
+        <w:spacing w:after="0" w:line="240" w:lineRule="auto"/>
+        <w:rPr>
+          <w:rFonts w:ascii="Times New Roman" w:eastAsia="Times New Roman" w:hAnsi="Times New Roman" w:cs="Times New Roman"/>
+          <w:sz w:val="24"/>
+          <w:szCs w:val="24"/>
+          <w:lang w:eastAsia="en-IN"/>
+        </w:rPr>
+      </w:pPr>
+      <w:r>
+        <w:rPr>
+          <w:rFonts w:ascii="Times New Roman" w:eastAsia="Times New Roman" w:hAnsi="Times New Roman" w:cs="Times New Roman"/>
+          <w:color w:val="FF0000"/>
+          <w:sz w:val="24"/>
+          <w:szCs w:val="24"/>
+          <w:lang w:eastAsia="en-IN"/>
+        </w:rPr>
+        <w:lastRenderedPageBreak/>
+        <w:t>Definitions:</w:t>
+      </w:r>
+      <w:r>
+        <w:rPr>
+          <w:rFonts w:ascii="Times New Roman" w:eastAsia="Times New Roman" w:hAnsi="Times New Roman" w:cs="Times New Roman"/>
+          <w:sz w:val="24"/>
+          <w:szCs w:val="24"/>
+          <w:lang w:eastAsia="en-IN"/>
+        </w:rPr>
+        <w:br/>
+      </w:r>
+      <w:r>
+        <w:rPr>
+          <w:rFonts w:ascii="Times New Roman" w:eastAsia="Times New Roman" w:hAnsi="Times New Roman" w:cs="Times New Roman"/>
+          <w:sz w:val="24"/>
+          <w:szCs w:val="24"/>
+          <w:lang w:eastAsia="en-IN"/>
+        </w:rPr>
+        <w:t>| Report Type                            | Contains All Bugs? | Description                                      |</w:t>
+      </w:r>
+    </w:p>
+    <w:p>
+      <w:pPr>
+        <w:spacing w:after="0" w:line="240" w:lineRule="auto"/>
+        <w:rPr>
+          <w:rFonts w:ascii="Times New Roman" w:eastAsia="Times New Roman" w:hAnsi="Times New Roman" w:cs="Times New Roman"/>
+          <w:sz w:val="24"/>
+          <w:szCs w:val="24"/>
+          <w:lang w:eastAsia="en-IN"/>
+        </w:rPr>
+      </w:pPr>
+      <w:r>
+        <w:rPr>
+          <w:rFonts w:ascii="Times New Roman" w:eastAsia="Times New Roman" w:hAnsi="Times New Roman" w:cs="Times New Roman"/>
+          <w:sz w:val="24"/>
+          <w:szCs w:val="24"/>
+          <w:lang w:eastAsia="en-IN"/>
+        </w:rPr>
+        <w:t>| -------------------------------------- | ------------------ | ------------------------------------------------ |</w:t>
+      </w:r>
+    </w:p>
+    <w:p>
+      <w:pPr>
+        <w:spacing w:after="0" w:line="240" w:lineRule="auto"/>
+        <w:rPr>
+          <w:rFonts w:ascii="Times New Roman" w:eastAsia="Times New Roman" w:hAnsi="Times New Roman" w:cs="Times New Roman"/>
+          <w:sz w:val="24"/>
+          <w:szCs w:val="24"/>
+          <w:lang w:eastAsia="en-IN"/>
+        </w:rPr>
+      </w:pPr>
+      <w:r>
+        <w:rPr>
+          <w:rFonts w:ascii="Times New Roman" w:eastAsia="Times New Roman" w:hAnsi="Times New Roman" w:cs="Times New Roman"/>
+          <w:sz w:val="24"/>
+          <w:szCs w:val="24"/>
+          <w:lang w:eastAsia="en-IN"/>
+        </w:rPr>
+        <w:t>| **Defect Report (individual)**         | ❌ No               | Each defect is logged individually               |</w:t>
+      </w:r>
+    </w:p>
+    <w:p>
+      <w:pPr>
+        <w:spacing w:after="0" w:line="240" w:lineRule="auto"/>
+        <w:rPr>
+          <w:rFonts w:ascii="Times New Roman" w:eastAsia="Times New Roman" w:hAnsi="Times New Roman" w:cs="Times New Roman"/>
+          <w:sz w:val="24"/>
+          <w:szCs w:val="24"/>
+          <w:lang w:eastAsia="en-IN"/>
+        </w:rPr>
+      </w:pPr>
+      <w:r>
+        <w:rPr>
+          <w:rFonts w:ascii="Times New Roman" w:eastAsia="Times New Roman" w:hAnsi="Times New Roman" w:cs="Times New Roman"/>
+          <w:sz w:val="24"/>
+          <w:szCs w:val="24"/>
+          <w:lang w:eastAsia="en-IN"/>
+        </w:rPr>
+        <w:t>| **Defect Summary Report / Defect Log** | ✅ Yes              | Compiled list of all defects during a test cycle |</w:t>
+      </w:r>
+      <w:r>
+        <w:rPr>
+          <w:rFonts w:ascii="Times New Roman" w:eastAsia="Times New Roman" w:hAnsi="Times New Roman" w:cs="Times New Roman"/>
+          <w:sz w:val="24"/>
+          <w:szCs w:val="24"/>
+          <w:lang w:eastAsia="en-IN"/>
+        </w:rPr>
+        <w:br/>
+      </w:r>
+      <w:r>
+        <w:rPr>
+          <w:rFonts w:ascii="Times New Roman" w:eastAsia="Times New Roman" w:hAnsi="Times New Roman" w:cs="Times New Roman"/>
+          <w:sz w:val="24"/>
+          <w:szCs w:val="24"/>
+          <w:lang w:eastAsia="en-IN"/>
+        </w:rPr>
+        <w:br/>
+      </w:r>
+      <w:r>
+        <w:rPr>
+          <w:rFonts w:ascii="Times New Roman" w:eastAsia="Times New Roman" w:hAnsi="Times New Roman" w:cs="Times New Roman"/>
+          <w:sz w:val="24"/>
+          <w:szCs w:val="24"/>
+          <w:lang w:eastAsia="en-IN"/>
+        </w:rPr>
+        <w:t>Here are the **definitions** of the three reports:</w:t>
+      </w:r>
+    </w:p>
+    <w:p>
+      <w:pPr>
+        <w:spacing w:after="0" w:line="240" w:lineRule="auto"/>
+        <w:rPr>
+          <w:rFonts w:ascii="Times New Roman" w:eastAsia="Times New Roman" w:hAnsi="Times New Roman" w:cs="Times New Roman"/>
+          <w:sz w:val="24"/>
+          <w:szCs w:val="24"/>
+          <w:lang w:eastAsia="en-IN"/>
+        </w:rPr>
+      </w:pPr>
+    </w:p>
+    <w:p>
+      <w:pPr>
+        <w:spacing w:after="0" w:line="240" w:lineRule="auto"/>
+        <w:rPr>
+          <w:rFonts w:ascii="Times New Roman" w:eastAsia="Times New Roman" w:hAnsi="Times New Roman" w:cs="Times New Roman"/>
+          <w:sz w:val="24"/>
+          <w:szCs w:val="24"/>
+          <w:lang w:eastAsia="en-IN"/>
+        </w:rPr>
+      </w:pPr>
+      <w:r>
+        <w:rPr>
+          <w:rFonts w:ascii="Times New Roman" w:eastAsia="Times New Roman" w:hAnsi="Times New Roman" w:cs="Times New Roman"/>
+          <w:sz w:val="24"/>
+          <w:szCs w:val="24"/>
+          <w:lang w:eastAsia="en-IN"/>
+        </w:rPr>
+        <w:t>---</w:t>
+      </w:r>
+    </w:p>
+    <w:p>
+      <w:pPr>
+        <w:spacing w:after="0" w:line="240" w:lineRule="auto"/>
+        <w:rPr>
+          <w:rFonts w:ascii="Times New Roman" w:eastAsia="Times New Roman" w:hAnsi="Times New Roman" w:cs="Times New Roman"/>
+          <w:sz w:val="24"/>
+          <w:szCs w:val="24"/>
+          <w:lang w:eastAsia="en-IN"/>
+        </w:rPr>
+      </w:pPr>
+    </w:p>
+    <w:p>
+      <w:pPr>
+        <w:spacing w:after="0" w:line="240" w:lineRule="auto"/>
+        <w:rPr>
+          <w:rFonts w:ascii="Times New Roman" w:eastAsia="Times New Roman" w:hAnsi="Times New Roman" w:cs="Times New Roman"/>
+          <w:sz w:val="24"/>
+          <w:szCs w:val="24"/>
+          <w:lang w:eastAsia="en-IN"/>
+        </w:rPr>
+      </w:pPr>
+      <w:r>
+        <w:rPr>
+          <w:rFonts w:ascii="Times New Roman" w:eastAsia="Times New Roman" w:hAnsi="Times New Roman" w:cs="Times New Roman"/>
+          <w:sz w:val="24"/>
+          <w:szCs w:val="24"/>
+          <w:lang w:eastAsia="en-IN"/>
+        </w:rPr>
+        <w:t>### ✅ **Defect Report**</w:t>
+      </w:r>
+    </w:p>
+    <w:p>
+      <w:pPr>
+        <w:spacing w:after="0" w:line="240" w:lineRule="auto"/>
+        <w:rPr>
+          <w:rFonts w:ascii="Times New Roman" w:eastAsia="Times New Roman" w:hAnsi="Times New Roman" w:cs="Times New Roman"/>
+          <w:sz w:val="24"/>
+          <w:szCs w:val="24"/>
+          <w:lang w:eastAsia="en-IN"/>
+        </w:rPr>
+      </w:pPr>
+    </w:p>
+    <w:p>
+      <w:pPr>
+        <w:spacing w:after="0" w:line="240" w:lineRule="auto"/>
+        <w:rPr>
+          <w:rFonts w:ascii="Times New Roman" w:eastAsia="Times New Roman" w:hAnsi="Times New Roman" w:cs="Times New Roman"/>
+          <w:sz w:val="24"/>
+          <w:szCs w:val="24"/>
+          <w:lang w:eastAsia="en-IN"/>
+        </w:rPr>
+      </w:pPr>
+      <w:r>
+        <w:rPr>
+          <w:rFonts w:ascii="Times New Roman" w:eastAsia="Times New Roman" w:hAnsi="Times New Roman" w:cs="Times New Roman"/>
+          <w:sz w:val="24"/>
+          <w:szCs w:val="24"/>
+          <w:lang w:eastAsia="en-IN"/>
+        </w:rPr>
+        <w:t>A Defect Report is a document that records detailed information about a bug or defect found during testing, including steps to reproduce, severity, priority, and status, to help developers identify and fix the issue.</w:t>
+      </w:r>
+      <w:r>
+        <w:rPr>
+          <w:rFonts w:ascii="Times New Roman" w:eastAsia="Times New Roman" w:hAnsi="Times New Roman" w:cs="Times New Roman"/>
+          <w:sz w:val="24"/>
+          <w:szCs w:val="24"/>
+          <w:lang w:eastAsia="en-IN"/>
+        </w:rPr>
+        <w:br/>
+        <w:t>T</w:t>
+      </w:r>
+      <w:r>
+        <w:rPr>
+          <w:rFonts w:ascii="Times New Roman" w:eastAsia="Times New Roman" w:hAnsi="Times New Roman" w:cs="Times New Roman"/>
+          <w:sz w:val="24"/>
+          <w:szCs w:val="24"/>
+          <w:lang w:eastAsia="en-IN"/>
+        </w:rPr>
+        <w:t>he bug we</w:t>
+      </w:r>
+      <w:r>
+        <w:rPr>
+          <w:rFonts w:ascii="Times New Roman" w:eastAsia="Times New Roman" w:hAnsi="Times New Roman" w:cs="Times New Roman"/>
+          <w:sz w:val="24"/>
+          <w:szCs w:val="24"/>
+          <w:lang w:eastAsia="en-IN"/>
+        </w:rPr>
+        <w:t xml:space="preserve"> create on jira a defect report.</w:t>
+      </w:r>
+      <w:bookmarkStart w:id="0" w:name="_GoBack"/>
+      <w:bookmarkEnd w:id="0"/>
+    </w:p>
+    <w:p>
+      <w:pPr>
+        <w:spacing w:after="0" w:line="240" w:lineRule="auto"/>
+        <w:rPr>
+          <w:rFonts w:ascii="Times New Roman" w:eastAsia="Times New Roman" w:hAnsi="Times New Roman" w:cs="Times New Roman"/>
+          <w:sz w:val="24"/>
+          <w:szCs w:val="24"/>
+          <w:lang w:eastAsia="en-IN"/>
+        </w:rPr>
+      </w:pPr>
+    </w:p>
+    <w:p>
+      <w:pPr>
+        <w:spacing w:after="0" w:line="240" w:lineRule="auto"/>
+        <w:rPr>
+          <w:rFonts w:ascii="Times New Roman" w:eastAsia="Times New Roman" w:hAnsi="Times New Roman" w:cs="Times New Roman"/>
+          <w:sz w:val="24"/>
+          <w:szCs w:val="24"/>
+          <w:lang w:eastAsia="en-IN"/>
+        </w:rPr>
+      </w:pPr>
+      <w:r>
+        <w:rPr>
+          <w:rFonts w:ascii="Times New Roman" w:eastAsia="Times New Roman" w:hAnsi="Times New Roman" w:cs="Times New Roman"/>
+          <w:sz w:val="24"/>
+          <w:szCs w:val="24"/>
+          <w:lang w:eastAsia="en-IN"/>
+        </w:rPr>
+        <w:t>---</w:t>
+      </w:r>
+    </w:p>
+    <w:p>
+      <w:pPr>
+        <w:spacing w:after="0" w:line="240" w:lineRule="auto"/>
+        <w:rPr>
+          <w:rFonts w:ascii="Times New Roman" w:eastAsia="Times New Roman" w:hAnsi="Times New Roman" w:cs="Times New Roman"/>
+          <w:sz w:val="24"/>
+          <w:szCs w:val="24"/>
+          <w:lang w:eastAsia="en-IN"/>
+        </w:rPr>
+      </w:pPr>
+    </w:p>
+    <w:p>
+      <w:pPr>
+        <w:spacing w:after="0" w:line="240" w:lineRule="auto"/>
+        <w:rPr>
+          <w:rFonts w:ascii="Times New Roman" w:eastAsia="Times New Roman" w:hAnsi="Times New Roman" w:cs="Times New Roman"/>
+          <w:sz w:val="24"/>
+          <w:szCs w:val="24"/>
+          <w:lang w:eastAsia="en-IN"/>
+        </w:rPr>
+      </w:pPr>
+      <w:r>
+        <w:rPr>
+          <w:rFonts w:ascii="Times New Roman" w:eastAsia="Times New Roman" w:hAnsi="Times New Roman" w:cs="Times New Roman"/>
+          <w:sz w:val="24"/>
+          <w:szCs w:val="24"/>
+          <w:lang w:eastAsia="en-IN"/>
+        </w:rPr>
+        <w:t>### ✅ **Test Execution Report**</w:t>
+      </w:r>
+    </w:p>
+    <w:p>
+      <w:pPr>
+        <w:spacing w:after="0" w:line="240" w:lineRule="auto"/>
+        <w:rPr>
+          <w:rFonts w:ascii="Times New Roman" w:eastAsia="Times New Roman" w:hAnsi="Times New Roman" w:cs="Times New Roman"/>
+          <w:sz w:val="24"/>
+          <w:szCs w:val="24"/>
+          <w:lang w:eastAsia="en-IN"/>
+        </w:rPr>
+      </w:pPr>
+    </w:p>
+    <w:p>
+      <w:pPr>
+        <w:spacing w:after="0" w:line="240" w:lineRule="auto"/>
+        <w:rPr>
+          <w:rFonts w:ascii="Times New Roman" w:eastAsia="Times New Roman" w:hAnsi="Times New Roman" w:cs="Times New Roman"/>
+          <w:sz w:val="24"/>
+          <w:szCs w:val="24"/>
+          <w:lang w:eastAsia="en-IN"/>
+        </w:rPr>
+      </w:pPr>
+      <w:r>
+        <w:rPr>
+          <w:rFonts w:ascii="Times New Roman" w:eastAsia="Times New Roman" w:hAnsi="Times New Roman" w:cs="Times New Roman"/>
+          <w:sz w:val="24"/>
+          <w:szCs w:val="24"/>
+          <w:lang w:eastAsia="en-IN"/>
+        </w:rPr>
+        <w:t>A Test Execution Report summarizes the status of test cases during a testing phase, showing how many were executed, passed, failed, blocked, or skipped, helping stakeholders track testing progress.</w:t>
+      </w:r>
+    </w:p>
+    <w:p>
+      <w:pPr>
+        <w:spacing w:after="0" w:line="240" w:lineRule="auto"/>
+        <w:rPr>
+          <w:rFonts w:ascii="Times New Roman" w:eastAsia="Times New Roman" w:hAnsi="Times New Roman" w:cs="Times New Roman"/>
+          <w:sz w:val="24"/>
+          <w:szCs w:val="24"/>
+          <w:lang w:eastAsia="en-IN"/>
+        </w:rPr>
+      </w:pPr>
+    </w:p>
+    <w:p>
+      <w:pPr>
+        <w:spacing w:after="0" w:line="240" w:lineRule="auto"/>
+        <w:rPr>
+          <w:rFonts w:ascii="Times New Roman" w:eastAsia="Times New Roman" w:hAnsi="Times New Roman" w:cs="Times New Roman"/>
+          <w:sz w:val="24"/>
+          <w:szCs w:val="24"/>
+          <w:lang w:eastAsia="en-IN"/>
+        </w:rPr>
+      </w:pPr>
+      <w:r>
+        <w:rPr>
+          <w:rFonts w:ascii="Times New Roman" w:eastAsia="Times New Roman" w:hAnsi="Times New Roman" w:cs="Times New Roman"/>
+          <w:sz w:val="24"/>
+          <w:szCs w:val="24"/>
+          <w:lang w:eastAsia="en-IN"/>
+        </w:rPr>
+        <w:t>---</w:t>
+      </w:r>
+    </w:p>
+    <w:p>
+      <w:pPr>
+        <w:spacing w:after="0" w:line="240" w:lineRule="auto"/>
+        <w:rPr>
+          <w:rFonts w:ascii="Times New Roman" w:eastAsia="Times New Roman" w:hAnsi="Times New Roman" w:cs="Times New Roman"/>
+          <w:sz w:val="24"/>
+          <w:szCs w:val="24"/>
+          <w:lang w:eastAsia="en-IN"/>
+        </w:rPr>
+      </w:pPr>
+    </w:p>
+    <w:p>
+      <w:pPr>
+        <w:spacing w:after="0" w:line="240" w:lineRule="auto"/>
+        <w:rPr>
+          <w:rFonts w:ascii="Times New Roman" w:eastAsia="Times New Roman" w:hAnsi="Times New Roman" w:cs="Times New Roman"/>
+          <w:sz w:val="24"/>
+          <w:szCs w:val="24"/>
+          <w:lang w:eastAsia="en-IN"/>
+        </w:rPr>
+      </w:pPr>
+      <w:r>
+        <w:rPr>
+          <w:rFonts w:ascii="Times New Roman" w:eastAsia="Times New Roman" w:hAnsi="Times New Roman" w:cs="Times New Roman"/>
+          <w:sz w:val="24"/>
+          <w:szCs w:val="24"/>
+          <w:lang w:eastAsia="en-IN"/>
+        </w:rPr>
+        <w:t>### ✅ **Final Test Summary Report**</w:t>
+      </w:r>
+    </w:p>
+    <w:p>
+      <w:pPr>
+        <w:spacing w:after="0" w:line="240" w:lineRule="auto"/>
+        <w:rPr>
+          <w:rFonts w:ascii="Times New Roman" w:eastAsia="Times New Roman" w:hAnsi="Times New Roman" w:cs="Times New Roman"/>
+          <w:sz w:val="24"/>
+          <w:szCs w:val="24"/>
+          <w:lang w:eastAsia="en-IN"/>
+        </w:rPr>
+      </w:pPr>
+    </w:p>
+    <w:p>
+      <w:pPr>
+        <w:spacing w:after="0" w:line="240" w:lineRule="auto"/>
+        <w:rPr>
+          <w:rFonts w:ascii="Times New Roman" w:eastAsia="Times New Roman" w:hAnsi="Times New Roman" w:cs="Times New Roman"/>
+          <w:sz w:val="24"/>
+          <w:szCs w:val="24"/>
+          <w:lang w:eastAsia="en-IN"/>
+        </w:rPr>
+      </w:pPr>
+      <w:r>
+        <w:rPr>
+          <w:rFonts w:ascii="Times New Roman" w:eastAsia="Times New Roman" w:hAnsi="Times New Roman" w:cs="Times New Roman"/>
+          <w:sz w:val="24"/>
+          <w:szCs w:val="24"/>
+          <w:lang w:eastAsia="en-IN"/>
+        </w:rPr>
+        <w:t>The Final Test Summary Report is a comprehensive document prepared at the end of a testing cycle that outlines the overall test activities, results, defect statistics, environment details, and provides a quality assessment of the product.</w:t>
+      </w:r>
+    </w:p>
+    <w:p>
+      <w:pPr>
+        <w:spacing w:after="0" w:line="240" w:lineRule="auto"/>
+        <w:rPr>
+          <w:rFonts w:ascii="Times New Roman" w:eastAsia="Times New Roman" w:hAnsi="Times New Roman" w:cs="Times New Roman"/>
+          <w:sz w:val="24"/>
+          <w:szCs w:val="24"/>
+          <w:lang w:eastAsia="en-IN"/>
+        </w:rPr>
+      </w:pPr>
+    </w:p>
+    <w:p>
+      <w:pPr>
+        <w:spacing w:after="0" w:line="240" w:lineRule="auto"/>
+        <w:rPr>
+          <w:rFonts w:ascii="Times New Roman" w:eastAsia="Times New Roman" w:hAnsi="Times New Roman" w:cs="Times New Roman"/>
+          <w:sz w:val="24"/>
+          <w:szCs w:val="24"/>
+          <w:lang w:eastAsia="en-IN"/>
+        </w:rPr>
+      </w:pPr>
+      <w:r>
+        <w:rPr>
+          <w:rFonts w:ascii="Times New Roman" w:eastAsia="Times New Roman" w:hAnsi="Times New Roman" w:cs="Times New Roman"/>
+          <w:sz w:val="24"/>
+          <w:szCs w:val="24"/>
+          <w:lang w:eastAsia="en-IN"/>
+        </w:rPr>
+        <w:t>---</w:t>
+      </w:r>
+    </w:p>
+    <w:p>
+      <w:pPr>
+        <w:spacing w:after="0" w:line="240" w:lineRule="auto"/>
+        <w:rPr>
+          <w:rFonts w:ascii="Times New Roman" w:eastAsia="Times New Roman" w:hAnsi="Times New Roman" w:cs="Times New Roman"/>
+          <w:sz w:val="24"/>
+          <w:szCs w:val="24"/>
+          <w:lang w:eastAsia="en-IN"/>
+        </w:rPr>
+      </w:pPr>
     </w:p>
     <w:p/>
     <w:sectPr>
